--- a/samples/research_report_latest.docx
+++ b/samples/research_report_latest.docx
@@ -403,7 +403,7 @@
                 <w:rFonts w:ascii="IBM Plex Sans Arabic" w:hAnsi="IBM Plex Sans Arabic" w:cs="IBM Plex Sans Arabic"/>
                 <w:rtl/>
               </w:rPr>
-              <w:t>2026-09-08</w:t>
+              <w:t>2026-09-09</w:t>
             </w:r>
           </w:p>
         </w:tc>
@@ -594,7 +594,7 @@
           <w:rFonts w:ascii="IBM Plex Sans Arabic" w:hAnsi="IBM Plex Sans Arabic" w:cs="IBM Plex Sans Arabic"/>
           <w:rtl/>
         </w:rPr>
-        <w:t>تكلفة المصنع (‏EXW‏) غير مدخلة — أدخل سعر المصنع للكيلوغرام ليكتمل حساب سلسلة التكلفة حتى الرف</w:t>
+        <w:t>تكلفة المصنع (‏EXW‏) غير مدخلة — أدخل سعر المصنع للكيلوغرام لاستكمال أحد مدخلات سلسلة التكلفة حتى الرف</w:t>
       </w:r>
     </w:p>
     <w:p>
@@ -4955,7 +4955,7 @@
           <w:rFonts w:ascii="IBM Plex Sans Arabic" w:hAnsi="IBM Plex Sans Arabic" w:cs="IBM Plex Sans Arabic"/>
           <w:rtl/>
         </w:rPr>
-        <w:t>شرطا قلب الحكم</w:t>
+        <w:t>شروط إعادة تقييم القرار</w:t>
       </w:r>
     </w:p>
     <w:p>
@@ -4969,7 +4969,7 @@
           <w:rFonts w:ascii="IBM Plex Sans Arabic" w:hAnsi="IBM Plex Sans Arabic" w:cs="IBM Plex Sans Arabic"/>
           <w:rtl/>
         </w:rPr>
-        <w:t>التعاقد مع موزّع محلي مؤكَّد بالاسم في إسبانيا — ✓ محقَّق؛ يُغلَق عبر: خدمة تحقّق جهات الاتصال المدفوعة ثم عقد موزّع</w:t>
+        <w:t>التعاقد مع موزّع محلي مؤكَّد بالاسم في إسبانيا — ○ غير محقَّق؛ يُغلَق عبر: التحقق من نشاط الجهة واهتمامها بالمنتج، ثم الاتفاق على شروط التوزيع وتوثيق العقد</w:t>
       </w:r>
     </w:p>
     <w:p>

--- a/samples/research_report_latest.docx
+++ b/samples/research_report_latest.docx
@@ -403,7 +403,7 @@
                 <w:rFonts w:ascii="IBM Plex Sans Arabic" w:hAnsi="IBM Plex Sans Arabic" w:cs="IBM Plex Sans Arabic"/>
                 <w:rtl/>
               </w:rPr>
-              <w:t>2026-09-09</w:t>
+              <w:t>2026-09-16</w:t>
             </w:r>
           </w:p>
         </w:tc>

--- a/samples/research_report_latest.docx
+++ b/samples/research_report_latest.docx
@@ -403,7 +403,7 @@
                 <w:rFonts w:ascii="IBM Plex Sans Arabic" w:hAnsi="IBM Plex Sans Arabic" w:cs="IBM Plex Sans Arabic"/>
                 <w:rtl/>
               </w:rPr>
-              <w:t>2026-09-16</w:t>
+              <w:t>2026-09-19</w:t>
             </w:r>
           </w:p>
         </w:tc>

--- a/samples/research_report_latest.docx
+++ b/samples/research_report_latest.docx
@@ -4342,7 +4342,7 @@
                 <w:rFonts w:ascii="IBM Plex Sans Arabic" w:hAnsi="IBM Plex Sans Arabic" w:cs="IBM Plex Sans Arabic"/>
                 <w:rtl/>
               </w:rPr>
-              <w:t>ejmar.example</w:t>
+              <w:t>https://maps.google/ejmar</w:t>
             </w:r>
           </w:p>
         </w:tc>
@@ -4493,7 +4493,7 @@
                 <w:rFonts w:ascii="IBM Plex Sans Arabic" w:hAnsi="IBM Plex Sans Arabic" w:cs="IBM Plex Sans Arabic"/>
                 <w:rtl/>
               </w:rPr>
-              <w:t>halalm.example</w:t>
+              <w:t>https://maps.google/halalm</w:t>
             </w:r>
           </w:p>
         </w:tc>

--- a/samples/research_report_latest.docx
+++ b/samples/research_report_latest.docx
@@ -4983,6 +4983,276 @@
           <w:rFonts w:ascii="IBM Plex Sans Arabic" w:hAnsi="IBM Plex Sans Arabic" w:cs="IBM Plex Sans Arabic"/>
           <w:rtl/>
         </w:rPr>
+        <w:t>حدود قسم البحث العميق</w:t>
+      </w:r>
+    </w:p>
+    <w:tbl>
+      <w:tblPr>
+        <w:tblStyle w:val="TableGrid"/>
+        <w:tblW w:type="auto" w:w="0"/>
+        <w:tblLayout w:type="fixed"/>
+        <w:tblLook w:firstColumn="1" w:firstRow="1" w:lastColumn="0" w:lastRow="0" w:noHBand="0" w:noVBand="1" w:val="04A0"/>
+        <w:tblBorders>
+          <w:top w:val="single" w:sz="4" w:space="0" w:color="BBBBBB"/>
+          <w:left w:val="single" w:sz="4" w:space="0" w:color="BBBBBB"/>
+          <w:bottom w:val="single" w:sz="4" w:space="0" w:color="BBBBBB"/>
+          <w:right w:val="single" w:sz="4" w:space="0" w:color="BBBBBB"/>
+          <w:insideH w:val="single" w:sz="4" w:space="0" w:color="BBBBBB"/>
+          <w:insideV w:val="single" w:sz="4" w:space="0" w:color="BBBBBB"/>
+        </w:tblBorders>
+        <w:bidiVisual/>
+      </w:tblPr>
+      <w:tblGrid>
+        <w:gridCol w:w="2880"/>
+        <w:gridCol w:w="2880"/>
+        <w:gridCol w:w="2880"/>
+      </w:tblGrid>
+      <w:tr>
+        <w:tc>
+          <w:tcPr>
+            <w:tcW w:type="dxa" w:w="3120"/>
+            <w:shd w:val="clear" w:fill="166534"/>
+            <w:tcMar>
+              <w:top w:w="100" w:type="dxa"/>
+              <w:bottom w:w="100" w:type="dxa"/>
+              <w:left w:w="120" w:type="dxa"/>
+              <w:right w:w="120" w:type="dxa"/>
+            </w:tcMar>
+          </w:tcPr>
+          <w:p>
+            <w:pPr>
+              <w:bidi/>
+              <w:jc w:val="start"/>
+            </w:pPr>
+            <w:r>
+              <w:rPr>
+                <w:rFonts w:ascii="IBM Plex Sans Arabic" w:hAnsi="IBM Plex Sans Arabic" w:cs="IBM Plex Sans Arabic"/>
+                <w:b/>
+                <w:color w:val="FFFFFF"/>
+                <w:rtl/>
+              </w:rPr>
+              <w:t>المعطى</w:t>
+            </w:r>
+          </w:p>
+        </w:tc>
+        <w:tc>
+          <w:tcPr>
+            <w:tcW w:type="dxa" w:w="3120"/>
+            <w:shd w:val="clear" w:fill="166534"/>
+            <w:tcMar>
+              <w:top w:w="100" w:type="dxa"/>
+              <w:bottom w:w="100" w:type="dxa"/>
+              <w:left w:w="120" w:type="dxa"/>
+              <w:right w:w="120" w:type="dxa"/>
+            </w:tcMar>
+          </w:tcPr>
+          <w:p>
+            <w:pPr>
+              <w:bidi/>
+              <w:jc w:val="start"/>
+            </w:pPr>
+            <w:r>
+              <w:rPr>
+                <w:rFonts w:ascii="IBM Plex Sans Arabic" w:hAnsi="IBM Plex Sans Arabic" w:cs="IBM Plex Sans Arabic"/>
+                <w:b/>
+                <w:color w:val="FFFFFF"/>
+                <w:rtl/>
+              </w:rPr>
+              <w:t>ما يلزم لإغلاقه</w:t>
+            </w:r>
+          </w:p>
+        </w:tc>
+        <w:tc>
+          <w:tcPr>
+            <w:tcW w:type="dxa" w:w="3120"/>
+            <w:shd w:val="clear" w:fill="166534"/>
+            <w:tcMar>
+              <w:top w:w="100" w:type="dxa"/>
+              <w:bottom w:w="100" w:type="dxa"/>
+              <w:left w:w="120" w:type="dxa"/>
+              <w:right w:w="120" w:type="dxa"/>
+            </w:tcMar>
+          </w:tcPr>
+          <w:p>
+            <w:pPr>
+              <w:bidi/>
+              <w:jc w:val="start"/>
+            </w:pPr>
+            <w:r>
+              <w:rPr>
+                <w:rFonts w:ascii="IBM Plex Sans Arabic" w:hAnsi="IBM Plex Sans Arabic" w:cs="IBM Plex Sans Arabic"/>
+                <w:b/>
+                <w:color w:val="FFFFFF"/>
+                <w:rtl/>
+              </w:rPr>
+              <w:t>الحالة</w:t>
+            </w:r>
+          </w:p>
+        </w:tc>
+      </w:tr>
+      <w:tr>
+        <w:tc>
+          <w:tcPr>
+            <w:tcW w:type="dxa" w:w="3120"/>
+            <w:tcMar>
+              <w:top w:w="100" w:type="dxa"/>
+              <w:bottom w:w="100" w:type="dxa"/>
+              <w:left w:w="120" w:type="dxa"/>
+              <w:right w:w="120" w:type="dxa"/>
+            </w:tcMar>
+          </w:tcPr>
+          <w:p>
+            <w:pPr>
+              <w:bidi/>
+              <w:jc w:val="start"/>
+            </w:pPr>
+            <w:r>
+              <w:rPr>
+                <w:rFonts w:ascii="IBM Plex Sans Arabic" w:hAnsi="IBM Plex Sans Arabic" w:cs="IBM Plex Sans Arabic"/>
+                <w:rtl/>
+              </w:rPr>
+              <w:t>بنود الاشتراطات</w:t>
+            </w:r>
+          </w:p>
+        </w:tc>
+        <w:tc>
+          <w:tcPr>
+            <w:tcW w:type="dxa" w:w="3120"/>
+            <w:tcMar>
+              <w:top w:w="100" w:type="dxa"/>
+              <w:bottom w:w="100" w:type="dxa"/>
+              <w:left w:w="120" w:type="dxa"/>
+              <w:right w:w="120" w:type="dxa"/>
+            </w:tcMar>
+          </w:tcPr>
+          <w:p>
+            <w:pPr>
+              <w:bidi/>
+              <w:jc w:val="start"/>
+            </w:pPr>
+            <w:r>
+              <w:rPr>
+                <w:rFonts w:ascii="IBM Plex Sans Arabic" w:hAnsi="IBM Plex Sans Arabic" w:cs="IBM Plex Sans Arabic"/>
+                <w:rtl/>
+              </w:rPr>
+              <w:t>—</w:t>
+            </w:r>
+          </w:p>
+        </w:tc>
+        <w:tc>
+          <w:tcPr>
+            <w:tcW w:type="dxa" w:w="3120"/>
+            <w:tcMar>
+              <w:top w:w="100" w:type="dxa"/>
+              <w:bottom w:w="100" w:type="dxa"/>
+              <w:left w:w="120" w:type="dxa"/>
+              <w:right w:w="120" w:type="dxa"/>
+            </w:tcMar>
+          </w:tcPr>
+          <w:p>
+            <w:pPr>
+              <w:bidi/>
+              <w:jc w:val="start"/>
+            </w:pPr>
+            <w:r>
+              <w:rPr>
+                <w:rFonts w:ascii="IBM Plex Sans Arabic" w:hAnsi="IBM Plex Sans Arabic" w:cs="IBM Plex Sans Arabic"/>
+                <w:rtl/>
+              </w:rPr>
+              <w:t>مرصود بتوثيق ضعيف</w:t>
+            </w:r>
+          </w:p>
+        </w:tc>
+      </w:tr>
+      <w:tr>
+        <w:tc>
+          <w:tcPr>
+            <w:tcW w:type="dxa" w:w="3120"/>
+            <w:tcMar>
+              <w:top w:w="100" w:type="dxa"/>
+              <w:bottom w:w="100" w:type="dxa"/>
+              <w:left w:w="120" w:type="dxa"/>
+              <w:right w:w="120" w:type="dxa"/>
+            </w:tcMar>
+            <w:shd w:val="clear" w:fill="F2F7F3"/>
+          </w:tcPr>
+          <w:p>
+            <w:pPr>
+              <w:bidi/>
+              <w:jc w:val="start"/>
+            </w:pPr>
+            <w:r>
+              <w:rPr>
+                <w:rFonts w:ascii="IBM Plex Sans Arabic" w:hAnsi="IBM Plex Sans Arabic" w:cs="IBM Plex Sans Arabic"/>
+                <w:rtl/>
+              </w:rPr>
+              <w:t>تعذّر التصنيف</w:t>
+            </w:r>
+          </w:p>
+        </w:tc>
+        <w:tc>
+          <w:tcPr>
+            <w:tcW w:type="dxa" w:w="3120"/>
+            <w:tcMar>
+              <w:top w:w="100" w:type="dxa"/>
+              <w:bottom w:w="100" w:type="dxa"/>
+              <w:left w:w="120" w:type="dxa"/>
+              <w:right w:w="120" w:type="dxa"/>
+            </w:tcMar>
+            <w:shd w:val="clear" w:fill="F2F7F3"/>
+          </w:tcPr>
+          <w:p>
+            <w:pPr>
+              <w:bidi/>
+              <w:jc w:val="start"/>
+            </w:pPr>
+            <w:r>
+              <w:rPr>
+                <w:rFonts w:ascii="IBM Plex Sans Arabic" w:hAnsi="IBM Plex Sans Arabic" w:cs="IBM Plex Sans Arabic"/>
+                <w:rtl/>
+              </w:rPr>
+              <w:t>—</w:t>
+            </w:r>
+          </w:p>
+        </w:tc>
+        <w:tc>
+          <w:tcPr>
+            <w:tcW w:type="dxa" w:w="3120"/>
+            <w:tcMar>
+              <w:top w:w="100" w:type="dxa"/>
+              <w:bottom w:w="100" w:type="dxa"/>
+              <w:left w:w="120" w:type="dxa"/>
+              <w:right w:w="120" w:type="dxa"/>
+            </w:tcMar>
+            <w:shd w:val="clear" w:fill="F2F7F3"/>
+          </w:tcPr>
+          <w:p>
+            <w:pPr>
+              <w:bidi/>
+              <w:jc w:val="start"/>
+            </w:pPr>
+            <w:r>
+              <w:rPr>
+                <w:rFonts w:ascii="IBM Plex Sans Arabic" w:hAnsi="IBM Plex Sans Arabic" w:cs="IBM Plex Sans Arabic"/>
+                <w:rtl/>
+              </w:rPr>
+              <w:t>ناقص</w:t>
+            </w:r>
+          </w:p>
+        </w:tc>
+      </w:tr>
+    </w:tbl>
+    <w:p>
+      <w:pPr>
+        <w:pStyle w:val="Heading2"/>
+        <w:bidi/>
+        <w:jc w:val="start"/>
+      </w:pPr>
+      <w:r>
+        <w:rPr>
+          <w:rFonts w:ascii="IBM Plex Sans Arabic" w:hAnsi="IBM Plex Sans Arabic" w:cs="IBM Plex Sans Arabic"/>
+          <w:rtl/>
+        </w:rPr>
         <w:t>سجل الأدلة للمدققين</w:t>
       </w:r>
     </w:p>

--- a/samples/research_report_latest.docx
+++ b/samples/research_report_latest.docx
@@ -5159,7 +5159,7 @@
                 <w:rFonts w:ascii="IBM Plex Sans Arabic" w:hAnsi="IBM Plex Sans Arabic" w:cs="IBM Plex Sans Arabic"/>
                 <w:rtl/>
               </w:rPr>
-              <w:t>مرصود بتوثيق ضعيف</w:t>
+              <w:t>مرصود من مصادر غير رسمية فقط</w:t>
             </w:r>
           </w:p>
         </w:tc>
@@ -5236,7 +5236,7 @@
                 <w:rFonts w:ascii="IBM Plex Sans Arabic" w:hAnsi="IBM Plex Sans Arabic" w:cs="IBM Plex Sans Arabic"/>
                 <w:rtl/>
               </w:rPr>
-              <w:t>ناقص</w:t>
+              <w:t>لم يُعرَف بعد</w:t>
             </w:r>
           </w:p>
         </w:tc>

--- a/samples/research_report_latest.docx
+++ b/samples/research_report_latest.docx
@@ -403,7 +403,7 @@
                 <w:rFonts w:ascii="IBM Plex Sans Arabic" w:hAnsi="IBM Plex Sans Arabic" w:cs="IBM Plex Sans Arabic"/>
                 <w:rtl/>
               </w:rPr>
-              <w:t>2026-09-19</w:t>
+              <w:t>2026-09-20</w:t>
             </w:r>
           </w:p>
         </w:tc>

--- a/samples/research_report_latest.docx
+++ b/samples/research_report_latest.docx
@@ -4983,6 +4983,132 @@
           <w:rFonts w:ascii="IBM Plex Sans Arabic" w:hAnsi="IBM Plex Sans Arabic" w:cs="IBM Plex Sans Arabic"/>
           <w:rtl/>
         </w:rPr>
+        <w:t>أسئلتك الحاسمة قبل القرار</w:t>
+      </w:r>
+    </w:p>
+    <w:p>
+      <w:pPr>
+        <w:pStyle w:val="ListBullet"/>
+        <w:bidi/>
+        <w:jc w:val="start"/>
+      </w:pPr>
+      <w:r>
+        <w:rPr>
+          <w:rFonts w:ascii="IBM Plex Sans Arabic" w:hAnsi="IBM Plex Sans Arabic" w:cs="IBM Plex Sans Arabic"/>
+          <w:rtl/>
+        </w:rPr>
+        <w:t>ما حجمُ هذا السوق فعلاً وهل ينمو؟ 61 مليون دولار (‏UN Comtrade‏)</w:t>
+      </w:r>
+    </w:p>
+    <w:p>
+      <w:pPr>
+        <w:pStyle w:val="ListBullet"/>
+        <w:bidi/>
+        <w:jc w:val="start"/>
+      </w:pPr>
+      <w:r>
+        <w:rPr>
+          <w:rFonts w:ascii="IBM Plex Sans Arabic" w:hAnsi="IBM Plex Sans Arabic" w:cs="IBM Plex Sans Arabic"/>
+          <w:rtl/>
+        </w:rPr>
+        <w:t>من ينافسني فعلاً — منتجون أم وسطاء يعيدون التصدير؟ لم نعرفه بعد — كيف تعرفه: اطلب شهادةَ منشأٍ لثلاث شحناتٍ منافسةٍ من المستورد أو من بيانات جمركية مدفوعة</w:t>
+      </w:r>
+    </w:p>
+    <w:p>
+      <w:pPr>
+        <w:pStyle w:val="ListBullet"/>
+        <w:bidi/>
+        <w:jc w:val="start"/>
+      </w:pPr>
+      <w:r>
+        <w:rPr>
+          <w:rFonts w:ascii="IBM Plex Sans Arabic" w:hAnsi="IBM Plex Sans Arabic" w:cs="IBM Plex Sans Arabic"/>
+          <w:rtl/>
+        </w:rPr>
+        <w:t>هل لي ميزةُ تكلفةٍ حقيقية أم أنافس على السعر بلا سند؟ لم نعرفه بعد — كيف تعرفه: قارن سعرَ مدخلك الخام الفعلي بعرضٍ من مورّدٍ في بلد المنافس</w:t>
+      </w:r>
+    </w:p>
+    <w:p>
+      <w:pPr>
+        <w:pStyle w:val="ListBullet"/>
+        <w:bidi/>
+        <w:jc w:val="start"/>
+      </w:pPr>
+      <w:r>
+        <w:rPr>
+          <w:rFonts w:ascii="IBM Plex Sans Arabic" w:hAnsi="IBM Plex Sans Arabic" w:cs="IBM Plex Sans Arabic"/>
+          <w:rtl/>
+        </w:rPr>
+        <w:t>بكم أبيع للمصنع كي أنافس على الرف؟ لم نعرفه بعد — كيف تعرفه: اطلب عرضَ سعرٍ من موزّعٍ محلّي واحدٍ يشمل هامشَه وهامشَ التجزئة</w:t>
+      </w:r>
+    </w:p>
+    <w:p>
+      <w:pPr>
+        <w:pStyle w:val="ListBullet"/>
+        <w:bidi/>
+        <w:jc w:val="start"/>
+      </w:pPr>
+      <w:r>
+        <w:rPr>
+          <w:rFonts w:ascii="IBM Plex Sans Arabic" w:hAnsi="IBM Plex Sans Arabic" w:cs="IBM Plex Sans Arabic"/>
+          <w:rtl/>
+        </w:rPr>
+        <w:t>ما الذي يمنع أوّلَ شحنةٍ من الدخول؟ EU Food Hygiene Regulation (‏EC‏) 852/2004 — منشأة معتمدة (‏المفوضية الأوروبية EUR-Lex‏)</w:t>
+      </w:r>
+    </w:p>
+    <w:p>
+      <w:pPr>
+        <w:pStyle w:val="ListBullet"/>
+        <w:bidi/>
+        <w:jc w:val="start"/>
+      </w:pPr>
+      <w:r>
+        <w:rPr>
+          <w:rFonts w:ascii="IBM Plex Sans Arabic" w:hAnsi="IBM Plex Sans Arabic" w:cs="IBM Plex Sans Arabic"/>
+          <w:rtl/>
+        </w:rPr>
+        <w:t>ما حجمُ أوّل شحنةٍ معقولة؟ بين 13,365 و26,730 كجم، إذا افترضنا حمولة حاوية 40 قدماً المنشورة ÷ وزن كجم الواحد (‏1 كجم‏)؛ والنطاقُ من نصف حمولةٍ إلى حمولةٍ كاملة</w:t>
+      </w:r>
+    </w:p>
+    <w:p>
+      <w:pPr>
+        <w:pStyle w:val="ListBullet"/>
+        <w:bidi/>
+        <w:jc w:val="start"/>
+      </w:pPr>
+      <w:r>
+        <w:rPr>
+          <w:rFonts w:ascii="IBM Plex Sans Arabic" w:hAnsi="IBM Plex Sans Arabic" w:cs="IBM Plex Sans Arabic"/>
+          <w:rtl/>
+        </w:rPr>
+        <w:t>كم يتضاعف سعري من الحدود إلى الرف؟ لم نعرفه بعد — كيف تعرفه: ارصد سعرَ الرف لثلاثة منتجاتٍ منافسةٍ واقسمه على سعر الاستيراد المعلن</w:t>
+      </w:r>
+    </w:p>
+    <w:p>
+      <w:pPr>
+        <w:pStyle w:val="ListBullet"/>
+        <w:bidi/>
+        <w:jc w:val="start"/>
+      </w:pPr>
+      <w:r>
+        <w:rPr>
+          <w:rFonts w:ascii="IBM Plex Sans Arabic" w:hAnsi="IBM Plex Sans Arabic" w:cs="IBM Plex Sans Arabic"/>
+          <w:rtl/>
+        </w:rPr>
+        <w:t>بمَ أتمايز عن المعروض على الرف اليوم؟ لم نعرفه بعد — كيف تعرفه: صوّر رفَّ الفئة في ثلاثة متاجر واقرأ بطاقاتِ المنافسين</w:t>
+      </w:r>
+    </w:p>
+    <w:p>
+      <w:pPr>
+        <w:pStyle w:val="Heading2"/>
+        <w:bidi/>
+        <w:jc w:val="start"/>
+      </w:pPr>
+      <w:r>
+        <w:rPr>
+          <w:rFonts w:ascii="IBM Plex Sans Arabic" w:hAnsi="IBM Plex Sans Arabic" w:cs="IBM Plex Sans Arabic"/>
+          <w:rtl/>
+        </w:rPr>
         <w:t>حدود قسم البحث العميق</w:t>
       </w:r>
     </w:p>
@@ -5160,83 +5286,6 @@
                 <w:rtl/>
               </w:rPr>
               <w:t>مرصود من مصادر غير رسمية فقط</w:t>
-            </w:r>
-          </w:p>
-        </w:tc>
-      </w:tr>
-      <w:tr>
-        <w:tc>
-          <w:tcPr>
-            <w:tcW w:type="dxa" w:w="3120"/>
-            <w:tcMar>
-              <w:top w:w="100" w:type="dxa"/>
-              <w:bottom w:w="100" w:type="dxa"/>
-              <w:left w:w="120" w:type="dxa"/>
-              <w:right w:w="120" w:type="dxa"/>
-            </w:tcMar>
-            <w:shd w:val="clear" w:fill="F2F7F3"/>
-          </w:tcPr>
-          <w:p>
-            <w:pPr>
-              <w:bidi/>
-              <w:jc w:val="start"/>
-            </w:pPr>
-            <w:r>
-              <w:rPr>
-                <w:rFonts w:ascii="IBM Plex Sans Arabic" w:hAnsi="IBM Plex Sans Arabic" w:cs="IBM Plex Sans Arabic"/>
-                <w:rtl/>
-              </w:rPr>
-              <w:t>تعذّر التصنيف</w:t>
-            </w:r>
-          </w:p>
-        </w:tc>
-        <w:tc>
-          <w:tcPr>
-            <w:tcW w:type="dxa" w:w="3120"/>
-            <w:tcMar>
-              <w:top w:w="100" w:type="dxa"/>
-              <w:bottom w:w="100" w:type="dxa"/>
-              <w:left w:w="120" w:type="dxa"/>
-              <w:right w:w="120" w:type="dxa"/>
-            </w:tcMar>
-            <w:shd w:val="clear" w:fill="F2F7F3"/>
-          </w:tcPr>
-          <w:p>
-            <w:pPr>
-              <w:bidi/>
-              <w:jc w:val="start"/>
-            </w:pPr>
-            <w:r>
-              <w:rPr>
-                <w:rFonts w:ascii="IBM Plex Sans Arabic" w:hAnsi="IBM Plex Sans Arabic" w:cs="IBM Plex Sans Arabic"/>
-                <w:rtl/>
-              </w:rPr>
-              <w:t>—</w:t>
-            </w:r>
-          </w:p>
-        </w:tc>
-        <w:tc>
-          <w:tcPr>
-            <w:tcW w:type="dxa" w:w="3120"/>
-            <w:tcMar>
-              <w:top w:w="100" w:type="dxa"/>
-              <w:bottom w:w="100" w:type="dxa"/>
-              <w:left w:w="120" w:type="dxa"/>
-              <w:right w:w="120" w:type="dxa"/>
-            </w:tcMar>
-            <w:shd w:val="clear" w:fill="F2F7F3"/>
-          </w:tcPr>
-          <w:p>
-            <w:pPr>
-              <w:bidi/>
-              <w:jc w:val="start"/>
-            </w:pPr>
-            <w:r>
-              <w:rPr>
-                <w:rFonts w:ascii="IBM Plex Sans Arabic" w:hAnsi="IBM Plex Sans Arabic" w:cs="IBM Plex Sans Arabic"/>
-                <w:rtl/>
-              </w:rPr>
-              <w:t>لم يُعرَف بعد</w:t>
             </w:r>
           </w:p>
         </w:tc>

--- a/samples/research_report_latest.docx
+++ b/samples/research_report_latest.docx
@@ -403,7 +403,7 @@
                 <w:rFonts w:ascii="IBM Plex Sans Arabic" w:hAnsi="IBM Plex Sans Arabic" w:cs="IBM Plex Sans Arabic"/>
                 <w:rtl/>
               </w:rPr>
-              <w:t>2026-09-20</w:t>
+              <w:t>2026-09-23</w:t>
             </w:r>
           </w:p>
         </w:tc>

--- a/samples/research_report_latest.docx
+++ b/samples/research_report_latest.docx
@@ -99,6 +99,10 @@
         <w:gridCol w:w="4320"/>
       </w:tblGrid>
       <w:tr>
+        <w:trPr>
+          <w:cantSplit/>
+          <w:tblHeader/>
+        </w:trPr>
         <w:tc>
           <w:tcPr>
             <w:tcW w:type="dxa" w:w="4680"/>
@@ -155,6 +159,9 @@
         </w:tc>
       </w:tr>
       <w:tr>
+        <w:trPr>
+          <w:cantSplit/>
+        </w:trPr>
         <w:tc>
           <w:tcPr>
             <w:tcW w:type="dxa" w:w="4680"/>
@@ -205,6 +212,9 @@
         </w:tc>
       </w:tr>
       <w:tr>
+        <w:trPr>
+          <w:cantSplit/>
+        </w:trPr>
         <w:tc>
           <w:tcPr>
             <w:tcW w:type="dxa" w:w="4680"/>
@@ -257,6 +267,9 @@
         </w:tc>
       </w:tr>
       <w:tr>
+        <w:trPr>
+          <w:cantSplit/>
+        </w:trPr>
         <w:tc>
           <w:tcPr>
             <w:tcW w:type="dxa" w:w="4680"/>
@@ -307,6 +320,9 @@
         </w:tc>
       </w:tr>
       <w:tr>
+        <w:trPr>
+          <w:cantSplit/>
+        </w:trPr>
         <w:tc>
           <w:tcPr>
             <w:tcW w:type="dxa" w:w="4680"/>
@@ -359,6 +375,9 @@
         </w:tc>
       </w:tr>
       <w:tr>
+        <w:trPr>
+          <w:cantSplit/>
+        </w:trPr>
         <w:tc>
           <w:tcPr>
             <w:tcW w:type="dxa" w:w="4680"/>
@@ -688,6 +707,10 @@
         <w:gridCol w:w="2880"/>
       </w:tblGrid>
       <w:tr>
+        <w:trPr>
+          <w:cantSplit/>
+          <w:tblHeader/>
+        </w:trPr>
         <w:tc>
           <w:tcPr>
             <w:tcW w:type="dxa" w:w="3120"/>
@@ -771,6 +794,9 @@
         </w:tc>
       </w:tr>
       <w:tr>
+        <w:trPr>
+          <w:cantSplit/>
+        </w:trPr>
         <w:tc>
           <w:tcPr>
             <w:tcW w:type="dxa" w:w="3120"/>
@@ -845,6 +871,9 @@
         </w:tc>
       </w:tr>
       <w:tr>
+        <w:trPr>
+          <w:cantSplit/>
+        </w:trPr>
         <w:tc>
           <w:tcPr>
             <w:tcW w:type="dxa" w:w="3120"/>
@@ -922,6 +951,9 @@
         </w:tc>
       </w:tr>
       <w:tr>
+        <w:trPr>
+          <w:cantSplit/>
+        </w:trPr>
         <w:tc>
           <w:tcPr>
             <w:tcW w:type="dxa" w:w="3120"/>
@@ -996,6 +1028,9 @@
         </w:tc>
       </w:tr>
       <w:tr>
+        <w:trPr>
+          <w:cantSplit/>
+        </w:trPr>
         <w:tc>
           <w:tcPr>
             <w:tcW w:type="dxa" w:w="3120"/>
@@ -1073,6 +1108,9 @@
         </w:tc>
       </w:tr>
       <w:tr>
+        <w:trPr>
+          <w:cantSplit/>
+        </w:trPr>
         <w:tc>
           <w:tcPr>
             <w:tcW w:type="dxa" w:w="3120"/>
@@ -1147,6 +1185,9 @@
         </w:tc>
       </w:tr>
       <w:tr>
+        <w:trPr>
+          <w:cantSplit/>
+        </w:trPr>
         <w:tc>
           <w:tcPr>
             <w:tcW w:type="dxa" w:w="3120"/>
@@ -1224,6 +1265,9 @@
         </w:tc>
       </w:tr>
       <w:tr>
+        <w:trPr>
+          <w:cantSplit/>
+        </w:trPr>
         <w:tc>
           <w:tcPr>
             <w:tcW w:type="dxa" w:w="3120"/>
@@ -1298,6 +1342,9 @@
         </w:tc>
       </w:tr>
       <w:tr>
+        <w:trPr>
+          <w:cantSplit/>
+        </w:trPr>
         <w:tc>
           <w:tcPr>
             <w:tcW w:type="dxa" w:w="3120"/>
@@ -1375,6 +1422,9 @@
         </w:tc>
       </w:tr>
       <w:tr>
+        <w:trPr>
+          <w:cantSplit/>
+        </w:trPr>
         <w:tc>
           <w:tcPr>
             <w:tcW w:type="dxa" w:w="3120"/>
@@ -1449,6 +1499,9 @@
         </w:tc>
       </w:tr>
       <w:tr>
+        <w:trPr>
+          <w:cantSplit/>
+        </w:trPr>
         <w:tc>
           <w:tcPr>
             <w:tcW w:type="dxa" w:w="3120"/>
@@ -1526,6 +1579,9 @@
         </w:tc>
       </w:tr>
       <w:tr>
+        <w:trPr>
+          <w:cantSplit/>
+        </w:trPr>
         <w:tc>
           <w:tcPr>
             <w:tcW w:type="dxa" w:w="3120"/>
@@ -1600,6 +1656,9 @@
         </w:tc>
       </w:tr>
       <w:tr>
+        <w:trPr>
+          <w:cantSplit/>
+        </w:trPr>
         <w:tc>
           <w:tcPr>
             <w:tcW w:type="dxa" w:w="3120"/>
@@ -2298,6 +2357,10 @@
         <w:gridCol w:w="4320"/>
       </w:tblGrid>
       <w:tr>
+        <w:trPr>
+          <w:cantSplit/>
+          <w:tblHeader/>
+        </w:trPr>
         <w:tc>
           <w:tcPr>
             <w:tcW w:type="dxa" w:w="4680"/>
@@ -2354,6 +2417,9 @@
         </w:tc>
       </w:tr>
       <w:tr>
+        <w:trPr>
+          <w:cantSplit/>
+        </w:trPr>
         <w:tc>
           <w:tcPr>
             <w:tcW w:type="dxa" w:w="4680"/>
@@ -2404,6 +2470,9 @@
         </w:tc>
       </w:tr>
       <w:tr>
+        <w:trPr>
+          <w:cantSplit/>
+        </w:trPr>
         <w:tc>
           <w:tcPr>
             <w:tcW w:type="dxa" w:w="4680"/>
@@ -2456,6 +2525,9 @@
         </w:tc>
       </w:tr>
       <w:tr>
+        <w:trPr>
+          <w:cantSplit/>
+        </w:trPr>
         <w:tc>
           <w:tcPr>
             <w:tcW w:type="dxa" w:w="4680"/>
@@ -2506,6 +2578,9 @@
         </w:tc>
       </w:tr>
       <w:tr>
+        <w:trPr>
+          <w:cantSplit/>
+        </w:trPr>
         <w:tc>
           <w:tcPr>
             <w:tcW w:type="dxa" w:w="4680"/>
@@ -2594,6 +2669,10 @@
         <w:gridCol w:w="2160"/>
       </w:tblGrid>
       <w:tr>
+        <w:trPr>
+          <w:cantSplit/>
+          <w:tblHeader/>
+        </w:trPr>
         <w:tc>
           <w:tcPr>
             <w:tcW w:type="dxa" w:w="2340"/>
@@ -2704,6 +2783,9 @@
         </w:tc>
       </w:tr>
       <w:tr>
+        <w:trPr>
+          <w:cantSplit/>
+        </w:trPr>
         <w:tc>
           <w:tcPr>
             <w:tcW w:type="dxa" w:w="2340"/>
@@ -2802,6 +2884,9 @@
         </w:tc>
       </w:tr>
       <w:tr>
+        <w:trPr>
+          <w:cantSplit/>
+        </w:trPr>
         <w:tc>
           <w:tcPr>
             <w:tcW w:type="dxa" w:w="2340"/>
@@ -2904,6 +2989,9 @@
         </w:tc>
       </w:tr>
       <w:tr>
+        <w:trPr>
+          <w:cantSplit/>
+        </w:trPr>
         <w:tc>
           <w:tcPr>
             <w:tcW w:type="dxa" w:w="2340"/>
@@ -3090,6 +3178,10 @@
         <w:gridCol w:w="2880"/>
       </w:tblGrid>
       <w:tr>
+        <w:trPr>
+          <w:cantSplit/>
+          <w:tblHeader/>
+        </w:trPr>
         <w:tc>
           <w:tcPr>
             <w:tcW w:type="dxa" w:w="3120"/>
@@ -3173,6 +3265,9 @@
         </w:tc>
       </w:tr>
       <w:tr>
+        <w:trPr>
+          <w:cantSplit/>
+        </w:trPr>
         <w:tc>
           <w:tcPr>
             <w:tcW w:type="dxa" w:w="3120"/>
@@ -3247,6 +3342,9 @@
         </w:tc>
       </w:tr>
       <w:tr>
+        <w:trPr>
+          <w:cantSplit/>
+        </w:trPr>
         <w:tc>
           <w:tcPr>
             <w:tcW w:type="dxa" w:w="3120"/>
@@ -3543,6 +3641,10 @@
         <w:gridCol w:w="4320"/>
       </w:tblGrid>
       <w:tr>
+        <w:trPr>
+          <w:cantSplit/>
+          <w:tblHeader/>
+        </w:trPr>
         <w:tc>
           <w:tcPr>
             <w:tcW w:type="dxa" w:w="4680"/>
@@ -3599,6 +3701,9 @@
         </w:tc>
       </w:tr>
       <w:tr>
+        <w:trPr>
+          <w:cantSplit/>
+        </w:trPr>
         <w:tc>
           <w:tcPr>
             <w:tcW w:type="dxa" w:w="4680"/>
@@ -3649,6 +3754,9 @@
         </w:tc>
       </w:tr>
       <w:tr>
+        <w:trPr>
+          <w:cantSplit/>
+        </w:trPr>
         <w:tc>
           <w:tcPr>
             <w:tcW w:type="dxa" w:w="4680"/>
@@ -4054,17 +4162,21 @@
         <w:bidiVisual/>
       </w:tblPr>
       <w:tblGrid>
-        <w:gridCol w:w="1440"/>
-        <w:gridCol w:w="1440"/>
-        <w:gridCol w:w="1440"/>
-        <w:gridCol w:w="1440"/>
-        <w:gridCol w:w="1440"/>
-        <w:gridCol w:w="1440"/>
+        <w:gridCol w:w="2005"/>
+        <w:gridCol w:w="2005"/>
+        <w:gridCol w:w="1337"/>
+        <w:gridCol w:w="1671"/>
+        <w:gridCol w:w="1671"/>
+        <w:gridCol w:w="668"/>
       </w:tblGrid>
       <w:tr>
+        <w:trPr>
+          <w:cantSplit/>
+          <w:tblHeader/>
+        </w:trPr>
         <w:tc>
           <w:tcPr>
-            <w:tcW w:type="dxa" w:w="1560"/>
+            <w:tcW w:type="dxa" w:w="2005"/>
             <w:shd w:val="clear" w:fill="166534"/>
             <w:tcMar>
               <w:top w:w="100" w:type="dxa"/>
@@ -4091,7 +4203,7 @@
         </w:tc>
         <w:tc>
           <w:tcPr>
-            <w:tcW w:type="dxa" w:w="1560"/>
+            <w:tcW w:type="dxa" w:w="2005"/>
             <w:shd w:val="clear" w:fill="166534"/>
             <w:tcMar>
               <w:top w:w="100" w:type="dxa"/>
@@ -4118,7 +4230,7 @@
         </w:tc>
         <w:tc>
           <w:tcPr>
-            <w:tcW w:type="dxa" w:w="1560"/>
+            <w:tcW w:type="dxa" w:w="1337"/>
             <w:shd w:val="clear" w:fill="166534"/>
             <w:tcMar>
               <w:top w:w="100" w:type="dxa"/>
@@ -4145,7 +4257,7 @@
         </w:tc>
         <w:tc>
           <w:tcPr>
-            <w:tcW w:type="dxa" w:w="1560"/>
+            <w:tcW w:type="dxa" w:w="1671"/>
             <w:shd w:val="clear" w:fill="166534"/>
             <w:tcMar>
               <w:top w:w="100" w:type="dxa"/>
@@ -4172,7 +4284,7 @@
         </w:tc>
         <w:tc>
           <w:tcPr>
-            <w:tcW w:type="dxa" w:w="1560"/>
+            <w:tcW w:type="dxa" w:w="1671"/>
             <w:shd w:val="clear" w:fill="166534"/>
             <w:tcMar>
               <w:top w:w="100" w:type="dxa"/>
@@ -4199,7 +4311,7 @@
         </w:tc>
         <w:tc>
           <w:tcPr>
-            <w:tcW w:type="dxa" w:w="1560"/>
+            <w:tcW w:type="dxa" w:w="668"/>
             <w:shd w:val="clear" w:fill="166534"/>
             <w:tcMar>
               <w:top w:w="100" w:type="dxa"/>
@@ -4226,9 +4338,12 @@
         </w:tc>
       </w:tr>
       <w:tr>
+        <w:trPr>
+          <w:cantSplit/>
+        </w:trPr>
         <w:tc>
           <w:tcPr>
-            <w:tcW w:type="dxa" w:w="1560"/>
+            <w:tcW w:type="dxa" w:w="2005"/>
             <w:tcMar>
               <w:top w:w="100" w:type="dxa"/>
               <w:bottom w:w="100" w:type="dxa"/>
@@ -4252,7 +4367,7 @@
         </w:tc>
         <w:tc>
           <w:tcPr>
-            <w:tcW w:type="dxa" w:w="1560"/>
+            <w:tcW w:type="dxa" w:w="2005"/>
             <w:tcMar>
               <w:top w:w="100" w:type="dxa"/>
               <w:bottom w:w="100" w:type="dxa"/>
@@ -4276,7 +4391,7 @@
         </w:tc>
         <w:tc>
           <w:tcPr>
-            <w:tcW w:type="dxa" w:w="1560"/>
+            <w:tcW w:type="dxa" w:w="1337"/>
             <w:tcMar>
               <w:top w:w="100" w:type="dxa"/>
               <w:bottom w:w="100" w:type="dxa"/>
@@ -4286,13 +4401,13 @@
           </w:tcPr>
           <w:p>
             <w:pPr>
-              <w:bidi/>
+              <w:bidi w:val="0"/>
               <w:jc w:val="start"/>
             </w:pPr>
             <w:r>
               <w:rPr>
                 <w:rFonts w:ascii="IBM Plex Sans Arabic" w:hAnsi="IBM Plex Sans Arabic" w:cs="IBM Plex Sans Arabic"/>
-                <w:rtl/>
+                <w:rtl w:val="0"/>
               </w:rPr>
               <w:t>+34 93 000 0000</w:t>
             </w:r>
@@ -4300,7 +4415,7 @@
         </w:tc>
         <w:tc>
           <w:tcPr>
-            <w:tcW w:type="dxa" w:w="1560"/>
+            <w:tcW w:type="dxa" w:w="1671"/>
             <w:tcMar>
               <w:top w:w="100" w:type="dxa"/>
               <w:bottom w:w="100" w:type="dxa"/>
@@ -4310,13 +4425,13 @@
           </w:tcPr>
           <w:p>
             <w:pPr>
-              <w:bidi/>
+              <w:bidi w:val="0"/>
               <w:jc w:val="start"/>
             </w:pPr>
             <w:r>
               <w:rPr>
                 <w:rFonts w:ascii="IBM Plex Sans Arabic" w:hAnsi="IBM Plex Sans Arabic" w:cs="IBM Plex Sans Arabic"/>
-                <w:rtl/>
+                <w:rtl w:val="0"/>
               </w:rPr>
               <w:t>info@ejmar.example</w:t>
             </w:r>
@@ -4324,7 +4439,7 @@
         </w:tc>
         <w:tc>
           <w:tcPr>
-            <w:tcW w:type="dxa" w:w="1560"/>
+            <w:tcW w:type="dxa" w:w="1671"/>
             <w:tcMar>
               <w:top w:w="100" w:type="dxa"/>
               <w:bottom w:w="100" w:type="dxa"/>
@@ -4334,13 +4449,13 @@
           </w:tcPr>
           <w:p>
             <w:pPr>
-              <w:bidi/>
+              <w:bidi w:val="0"/>
               <w:jc w:val="start"/>
             </w:pPr>
             <w:r>
               <w:rPr>
                 <w:rFonts w:ascii="IBM Plex Sans Arabic" w:hAnsi="IBM Plex Sans Arabic" w:cs="IBM Plex Sans Arabic"/>
-                <w:rtl/>
+                <w:rtl w:val="0"/>
               </w:rPr>
               <w:t>https://maps.google/ejmar</w:t>
             </w:r>
@@ -4348,7 +4463,7 @@
         </w:tc>
         <w:tc>
           <w:tcPr>
-            <w:tcW w:type="dxa" w:w="1560"/>
+            <w:tcW w:type="dxa" w:w="668"/>
             <w:tcMar>
               <w:top w:w="100" w:type="dxa"/>
               <w:bottom w:w="100" w:type="dxa"/>
@@ -4372,9 +4487,12 @@
         </w:tc>
       </w:tr>
       <w:tr>
+        <w:trPr>
+          <w:cantSplit/>
+        </w:trPr>
         <w:tc>
           <w:tcPr>
-            <w:tcW w:type="dxa" w:w="1560"/>
+            <w:tcW w:type="dxa" w:w="2005"/>
             <w:tcMar>
               <w:top w:w="100" w:type="dxa"/>
               <w:bottom w:w="100" w:type="dxa"/>
@@ -4399,7 +4517,7 @@
         </w:tc>
         <w:tc>
           <w:tcPr>
-            <w:tcW w:type="dxa" w:w="1560"/>
+            <w:tcW w:type="dxa" w:w="2005"/>
             <w:tcMar>
               <w:top w:w="100" w:type="dxa"/>
               <w:bottom w:w="100" w:type="dxa"/>
@@ -4424,7 +4542,7 @@
         </w:tc>
         <w:tc>
           <w:tcPr>
-            <w:tcW w:type="dxa" w:w="1560"/>
+            <w:tcW w:type="dxa" w:w="1337"/>
             <w:tcMar>
               <w:top w:w="100" w:type="dxa"/>
               <w:bottom w:w="100" w:type="dxa"/>
@@ -4435,13 +4553,13 @@
           </w:tcPr>
           <w:p>
             <w:pPr>
-              <w:bidi/>
+              <w:bidi w:val="0"/>
               <w:jc w:val="start"/>
             </w:pPr>
             <w:r>
               <w:rPr>
                 <w:rFonts w:ascii="IBM Plex Sans Arabic" w:hAnsi="IBM Plex Sans Arabic" w:cs="IBM Plex Sans Arabic"/>
-                <w:rtl/>
+                <w:rtl w:val="0"/>
               </w:rPr>
               <w:t>+34 91 000 0000</w:t>
             </w:r>
@@ -4449,7 +4567,7 @@
         </w:tc>
         <w:tc>
           <w:tcPr>
-            <w:tcW w:type="dxa" w:w="1560"/>
+            <w:tcW w:type="dxa" w:w="1671"/>
             <w:tcMar>
               <w:top w:w="100" w:type="dxa"/>
               <w:bottom w:w="100" w:type="dxa"/>
@@ -4460,13 +4578,13 @@
           </w:tcPr>
           <w:p>
             <w:pPr>
-              <w:bidi/>
+              <w:bidi w:val="0"/>
               <w:jc w:val="start"/>
             </w:pPr>
             <w:r>
               <w:rPr>
                 <w:rFonts w:ascii="IBM Plex Sans Arabic" w:hAnsi="IBM Plex Sans Arabic" w:cs="IBM Plex Sans Arabic"/>
-                <w:rtl/>
+                <w:rtl w:val="0"/>
               </w:rPr>
               <w:t>ventas@halalm.example</w:t>
             </w:r>
@@ -4474,7 +4592,7 @@
         </w:tc>
         <w:tc>
           <w:tcPr>
-            <w:tcW w:type="dxa" w:w="1560"/>
+            <w:tcW w:type="dxa" w:w="1671"/>
             <w:tcMar>
               <w:top w:w="100" w:type="dxa"/>
               <w:bottom w:w="100" w:type="dxa"/>
@@ -4485,13 +4603,13 @@
           </w:tcPr>
           <w:p>
             <w:pPr>
-              <w:bidi/>
+              <w:bidi w:val="0"/>
               <w:jc w:val="start"/>
             </w:pPr>
             <w:r>
               <w:rPr>
                 <w:rFonts w:ascii="IBM Plex Sans Arabic" w:hAnsi="IBM Plex Sans Arabic" w:cs="IBM Plex Sans Arabic"/>
-                <w:rtl/>
+                <w:rtl w:val="0"/>
               </w:rPr>
               <w:t>https://maps.google/halalm</w:t>
             </w:r>
@@ -4499,7 +4617,7 @@
         </w:tc>
         <w:tc>
           <w:tcPr>
-            <w:tcW w:type="dxa" w:w="1560"/>
+            <w:tcW w:type="dxa" w:w="668"/>
             <w:tcMar>
               <w:top w:w="100" w:type="dxa"/>
               <w:bottom w:w="100" w:type="dxa"/>
@@ -5134,6 +5252,10 @@
         <w:gridCol w:w="2880"/>
       </w:tblGrid>
       <w:tr>
+        <w:trPr>
+          <w:cantSplit/>
+          <w:tblHeader/>
+        </w:trPr>
         <w:tc>
           <w:tcPr>
             <w:tcW w:type="dxa" w:w="3120"/>
@@ -5217,6 +5339,9 @@
         </w:tc>
       </w:tr>
       <w:tr>
+        <w:trPr>
+          <w:cantSplit/>
+        </w:trPr>
         <w:tc>
           <w:tcPr>
             <w:tcW w:type="dxa" w:w="3120"/>
@@ -5343,6 +5468,10 @@
         <w:gridCol w:w="1728"/>
       </w:tblGrid>
       <w:tr>
+        <w:trPr>
+          <w:cantSplit/>
+          <w:tblHeader/>
+        </w:trPr>
         <w:tc>
           <w:tcPr>
             <w:tcW w:type="dxa" w:w="1872"/>
@@ -5480,6 +5609,9 @@
         </w:tc>
       </w:tr>
       <w:tr>
+        <w:trPr>
+          <w:cantSplit/>
+        </w:trPr>
         <w:tc>
           <w:tcPr>
             <w:tcW w:type="dxa" w:w="1872"/>
@@ -5602,6 +5734,9 @@
         </w:tc>
       </w:tr>
       <w:tr>
+        <w:trPr>
+          <w:cantSplit/>
+        </w:trPr>
         <w:tc>
           <w:tcPr>
             <w:tcW w:type="dxa" w:w="1872"/>
@@ -5729,6 +5864,9 @@
         </w:tc>
       </w:tr>
       <w:tr>
+        <w:trPr>
+          <w:cantSplit/>
+        </w:trPr>
         <w:tc>
           <w:tcPr>
             <w:tcW w:type="dxa" w:w="1872"/>
@@ -5851,6 +5989,9 @@
         </w:tc>
       </w:tr>
       <w:tr>
+        <w:trPr>
+          <w:cantSplit/>
+        </w:trPr>
         <w:tc>
           <w:tcPr>
             <w:tcW w:type="dxa" w:w="1872"/>
@@ -5978,6 +6119,9 @@
         </w:tc>
       </w:tr>
       <w:tr>
+        <w:trPr>
+          <w:cantSplit/>
+        </w:trPr>
         <w:tc>
           <w:tcPr>
             <w:tcW w:type="dxa" w:w="1872"/>
@@ -6100,6 +6244,9 @@
         </w:tc>
       </w:tr>
       <w:tr>
+        <w:trPr>
+          <w:cantSplit/>
+        </w:trPr>
         <w:tc>
           <w:tcPr>
             <w:tcW w:type="dxa" w:w="1872"/>
@@ -6227,6 +6374,9 @@
         </w:tc>
       </w:tr>
       <w:tr>
+        <w:trPr>
+          <w:cantSplit/>
+        </w:trPr>
         <w:tc>
           <w:tcPr>
             <w:tcW w:type="dxa" w:w="1872"/>
@@ -6349,6 +6499,9 @@
         </w:tc>
       </w:tr>
       <w:tr>
+        <w:trPr>
+          <w:cantSplit/>
+        </w:trPr>
         <w:tc>
           <w:tcPr>
             <w:tcW w:type="dxa" w:w="1872"/>
@@ -6476,6 +6629,9 @@
         </w:tc>
       </w:tr>
       <w:tr>
+        <w:trPr>
+          <w:cantSplit/>
+        </w:trPr>
         <w:tc>
           <w:tcPr>
             <w:tcW w:type="dxa" w:w="1872"/>
@@ -6598,6 +6754,9 @@
         </w:tc>
       </w:tr>
       <w:tr>
+        <w:trPr>
+          <w:cantSplit/>
+        </w:trPr>
         <w:tc>
           <w:tcPr>
             <w:tcW w:type="dxa" w:w="1872"/>
@@ -6725,6 +6884,9 @@
         </w:tc>
       </w:tr>
       <w:tr>
+        <w:trPr>
+          <w:cantSplit/>
+        </w:trPr>
         <w:tc>
           <w:tcPr>
             <w:tcW w:type="dxa" w:w="1872"/>
@@ -6847,6 +7009,9 @@
         </w:tc>
       </w:tr>
       <w:tr>
+        <w:trPr>
+          <w:cantSplit/>
+        </w:trPr>
         <w:tc>
           <w:tcPr>
             <w:tcW w:type="dxa" w:w="1872"/>
@@ -6974,6 +7139,9 @@
         </w:tc>
       </w:tr>
       <w:tr>
+        <w:trPr>
+          <w:cantSplit/>
+        </w:trPr>
         <w:tc>
           <w:tcPr>
             <w:tcW w:type="dxa" w:w="1872"/>
@@ -7096,6 +7264,9 @@
         </w:tc>
       </w:tr>
       <w:tr>
+        <w:trPr>
+          <w:cantSplit/>
+        </w:trPr>
         <w:tc>
           <w:tcPr>
             <w:tcW w:type="dxa" w:w="1872"/>
@@ -7223,6 +7394,9 @@
         </w:tc>
       </w:tr>
       <w:tr>
+        <w:trPr>
+          <w:cantSplit/>
+        </w:trPr>
         <w:tc>
           <w:tcPr>
             <w:tcW w:type="dxa" w:w="1872"/>
@@ -7345,6 +7519,9 @@
         </w:tc>
       </w:tr>
       <w:tr>
+        <w:trPr>
+          <w:cantSplit/>
+        </w:trPr>
         <w:tc>
           <w:tcPr>
             <w:tcW w:type="dxa" w:w="1872"/>

--- a/samples/research_report_latest.docx
+++ b/samples/research_report_latest.docx
@@ -600,6 +600,20 @@
           <w:rtl/>
         </w:rPr>
         <w:t>التعرفة غير متاحة — اعتُمدت 0% معلنةً في الحل العكسي</w:t>
+      </w:r>
+    </w:p>
+    <w:p>
+      <w:pPr>
+        <w:pStyle w:val="ListBullet"/>
+        <w:bidi/>
+        <w:jc w:val="start"/>
+      </w:pPr>
+      <w:r>
+        <w:rPr>
+          <w:rFonts w:ascii="IBM Plex Sans Arabic" w:hAnsi="IBM Plex Sans Arabic" w:cs="IBM Plex Sans Arabic"/>
+          <w:rtl/>
+        </w:rPr>
+        <w:t>ضريبة المبيعات أو الاستيراد لهذا الصنف في السوق غير مرصودة — تحتاج تحققاً ولم تدخل الحساب</w:t>
       </w:r>
     </w:p>
     <w:p>

--- a/samples/research_report_latest.docx
+++ b/samples/research_report_latest.docx
@@ -4658,6 +4658,363 @@
     </w:tbl>
     <w:p>
       <w:pPr>
+        <w:pStyle w:val="Heading3"/>
+        <w:bidi/>
+        <w:jc w:val="start"/>
+      </w:pPr>
+      <w:r>
+        <w:rPr>
+          <w:rFonts w:ascii="IBM Plex Sans Arabic" w:hAnsi="IBM Plex Sans Arabic" w:cs="IBM Plex Sans Arabic"/>
+          <w:rtl/>
+        </w:rPr>
+        <w:t>قناة كل جهة وخطوتها التالية</w:t>
+      </w:r>
+    </w:p>
+    <w:tbl>
+      <w:tblPr>
+        <w:tblStyle w:val="TableGrid"/>
+        <w:tblW w:type="auto" w:w="0"/>
+        <w:tblLayout w:type="fixed"/>
+        <w:tblLook w:firstColumn="1" w:firstRow="1" w:lastColumn="0" w:lastRow="0" w:noHBand="0" w:noVBand="1" w:val="04A0"/>
+        <w:tblBorders>
+          <w:top w:val="single" w:sz="4" w:space="0" w:color="BBBBBB"/>
+          <w:left w:val="single" w:sz="4" w:space="0" w:color="BBBBBB"/>
+          <w:bottom w:val="single" w:sz="4" w:space="0" w:color="BBBBBB"/>
+          <w:right w:val="single" w:sz="4" w:space="0" w:color="BBBBBB"/>
+          <w:insideH w:val="single" w:sz="4" w:space="0" w:color="BBBBBB"/>
+          <w:insideV w:val="single" w:sz="4" w:space="0" w:color="BBBBBB"/>
+        </w:tblBorders>
+        <w:bidiVisual/>
+      </w:tblPr>
+      <w:tblGrid>
+        <w:gridCol w:w="2340"/>
+        <w:gridCol w:w="1560"/>
+        <w:gridCol w:w="2730"/>
+        <w:gridCol w:w="2730"/>
+      </w:tblGrid>
+      <w:tr>
+        <w:trPr>
+          <w:cantSplit/>
+          <w:tblHeader/>
+        </w:trPr>
+        <w:tc>
+          <w:tcPr>
+            <w:tcW w:type="dxa" w:w="2340"/>
+            <w:shd w:val="clear" w:fill="166534"/>
+            <w:tcMar>
+              <w:top w:w="100" w:type="dxa"/>
+              <w:bottom w:w="100" w:type="dxa"/>
+              <w:left w:w="120" w:type="dxa"/>
+              <w:right w:w="120" w:type="dxa"/>
+            </w:tcMar>
+          </w:tcPr>
+          <w:p>
+            <w:pPr>
+              <w:bidi/>
+              <w:jc w:val="start"/>
+            </w:pPr>
+            <w:r>
+              <w:rPr>
+                <w:rFonts w:ascii="IBM Plex Sans Arabic" w:hAnsi="IBM Plex Sans Arabic" w:cs="IBM Plex Sans Arabic"/>
+                <w:b/>
+                <w:color w:val="FFFFFF"/>
+                <w:rtl/>
+              </w:rPr>
+              <w:t>الاسم</w:t>
+            </w:r>
+          </w:p>
+        </w:tc>
+        <w:tc>
+          <w:tcPr>
+            <w:tcW w:type="dxa" w:w="1560"/>
+            <w:shd w:val="clear" w:fill="166534"/>
+            <w:tcMar>
+              <w:top w:w="100" w:type="dxa"/>
+              <w:bottom w:w="100" w:type="dxa"/>
+              <w:left w:w="120" w:type="dxa"/>
+              <w:right w:w="120" w:type="dxa"/>
+            </w:tcMar>
+          </w:tcPr>
+          <w:p>
+            <w:pPr>
+              <w:bidi/>
+              <w:jc w:val="start"/>
+            </w:pPr>
+            <w:r>
+              <w:rPr>
+                <w:rFonts w:ascii="IBM Plex Sans Arabic" w:hAnsi="IBM Plex Sans Arabic" w:cs="IBM Plex Sans Arabic"/>
+                <w:b/>
+                <w:color w:val="FFFFFF"/>
+                <w:rtl/>
+              </w:rPr>
+              <w:t>القناة</w:t>
+            </w:r>
+          </w:p>
+        </w:tc>
+        <w:tc>
+          <w:tcPr>
+            <w:tcW w:type="dxa" w:w="2730"/>
+            <w:shd w:val="clear" w:fill="166534"/>
+            <w:tcMar>
+              <w:top w:w="100" w:type="dxa"/>
+              <w:bottom w:w="100" w:type="dxa"/>
+              <w:left w:w="120" w:type="dxa"/>
+              <w:right w:w="120" w:type="dxa"/>
+            </w:tcMar>
+          </w:tcPr>
+          <w:p>
+            <w:pPr>
+              <w:bidi/>
+              <w:jc w:val="start"/>
+            </w:pPr>
+            <w:r>
+              <w:rPr>
+                <w:rFonts w:ascii="IBM Plex Sans Arabic" w:hAnsi="IBM Plex Sans Arabic" w:cs="IBM Plex Sans Arabic"/>
+                <w:b/>
+                <w:color w:val="FFFFFF"/>
+                <w:rtl/>
+              </w:rPr>
+              <w:t>سبب الترشيح</w:t>
+            </w:r>
+          </w:p>
+        </w:tc>
+        <w:tc>
+          <w:tcPr>
+            <w:tcW w:type="dxa" w:w="2730"/>
+            <w:shd w:val="clear" w:fill="166534"/>
+            <w:tcMar>
+              <w:top w:w="100" w:type="dxa"/>
+              <w:bottom w:w="100" w:type="dxa"/>
+              <w:left w:w="120" w:type="dxa"/>
+              <w:right w:w="120" w:type="dxa"/>
+            </w:tcMar>
+          </w:tcPr>
+          <w:p>
+            <w:pPr>
+              <w:bidi/>
+              <w:jc w:val="start"/>
+            </w:pPr>
+            <w:r>
+              <w:rPr>
+                <w:rFonts w:ascii="IBM Plex Sans Arabic" w:hAnsi="IBM Plex Sans Arabic" w:cs="IBM Plex Sans Arabic"/>
+                <w:b/>
+                <w:color w:val="FFFFFF"/>
+                <w:rtl/>
+              </w:rPr>
+              <w:t>الخطوة التالية</w:t>
+            </w:r>
+          </w:p>
+        </w:tc>
+      </w:tr>
+      <w:tr>
+        <w:trPr>
+          <w:cantSplit/>
+        </w:trPr>
+        <w:tc>
+          <w:tcPr>
+            <w:tcW w:type="dxa" w:w="2340"/>
+            <w:tcMar>
+              <w:top w:w="100" w:type="dxa"/>
+              <w:bottom w:w="100" w:type="dxa"/>
+              <w:left w:w="120" w:type="dxa"/>
+              <w:right w:w="120" w:type="dxa"/>
+            </w:tcMar>
+          </w:tcPr>
+          <w:p>
+            <w:pPr>
+              <w:bidi/>
+              <w:jc w:val="start"/>
+            </w:pPr>
+            <w:r>
+              <w:rPr>
+                <w:rFonts w:ascii="IBM Plex Sans Arabic" w:hAnsi="IBM Plex Sans Arabic" w:cs="IBM Plex Sans Arabic"/>
+                <w:rtl/>
+              </w:rPr>
+              <w:t>Ejmar Import BV</w:t>
+            </w:r>
+          </w:p>
+        </w:tc>
+        <w:tc>
+          <w:tcPr>
+            <w:tcW w:type="dxa" w:w="1560"/>
+            <w:tcMar>
+              <w:top w:w="100" w:type="dxa"/>
+              <w:bottom w:w="100" w:type="dxa"/>
+              <w:left w:w="120" w:type="dxa"/>
+              <w:right w:w="120" w:type="dxa"/>
+            </w:tcMar>
+          </w:tcPr>
+          <w:p>
+            <w:pPr>
+              <w:bidi/>
+              <w:jc w:val="start"/>
+            </w:pPr>
+            <w:r>
+              <w:rPr>
+                <w:rFonts w:ascii="IBM Plex Sans Arabic" w:hAnsi="IBM Plex Sans Arabic" w:cs="IBM Plex Sans Arabic"/>
+                <w:rtl/>
+              </w:rPr>
+              <w:t>غير محدد</w:t>
+            </w:r>
+          </w:p>
+        </w:tc>
+        <w:tc>
+          <w:tcPr>
+            <w:tcW w:type="dxa" w:w="2730"/>
+            <w:tcMar>
+              <w:top w:w="100" w:type="dxa"/>
+              <w:bottom w:w="100" w:type="dxa"/>
+              <w:left w:w="120" w:type="dxa"/>
+              <w:right w:w="120" w:type="dxa"/>
+            </w:tcMar>
+          </w:tcPr>
+          <w:p>
+            <w:pPr>
+              <w:bidi/>
+              <w:jc w:val="start"/>
+            </w:pPr>
+            <w:r>
+              <w:rPr>
+                <w:rFonts w:ascii="IBM Plex Sans Arabic" w:hAnsi="IBM Plex Sans Arabic" w:cs="IBM Plex Sans Arabic"/>
+                <w:rtl/>
+              </w:rPr>
+              <w:t>نشاطُها غير مُصرَّح</w:t>
+            </w:r>
+          </w:p>
+        </w:tc>
+        <w:tc>
+          <w:tcPr>
+            <w:tcW w:type="dxa" w:w="2730"/>
+            <w:tcMar>
+              <w:top w:w="100" w:type="dxa"/>
+              <w:bottom w:w="100" w:type="dxa"/>
+              <w:left w:w="120" w:type="dxa"/>
+              <w:right w:w="120" w:type="dxa"/>
+            </w:tcMar>
+          </w:tcPr>
+          <w:p>
+            <w:pPr>
+              <w:bidi/>
+              <w:jc w:val="start"/>
+            </w:pPr>
+            <w:r>
+              <w:rPr>
+                <w:rFonts w:ascii="IBM Plex Sans Arabic" w:hAnsi="IBM Plex Sans Arabic" w:cs="IBM Plex Sans Arabic"/>
+                <w:rtl/>
+              </w:rPr>
+              <w:t>تحقق من نشاطها الفعلي قبل التواصل التجاري</w:t>
+            </w:r>
+          </w:p>
+        </w:tc>
+      </w:tr>
+      <w:tr>
+        <w:trPr>
+          <w:cantSplit/>
+        </w:trPr>
+        <w:tc>
+          <w:tcPr>
+            <w:tcW w:type="dxa" w:w="2340"/>
+            <w:tcMar>
+              <w:top w:w="100" w:type="dxa"/>
+              <w:bottom w:w="100" w:type="dxa"/>
+              <w:left w:w="120" w:type="dxa"/>
+              <w:right w:w="120" w:type="dxa"/>
+            </w:tcMar>
+            <w:shd w:val="clear" w:fill="F2F7F3"/>
+          </w:tcPr>
+          <w:p>
+            <w:pPr>
+              <w:bidi/>
+              <w:jc w:val="start"/>
+            </w:pPr>
+            <w:r>
+              <w:rPr>
+                <w:rFonts w:ascii="IBM Plex Sans Arabic" w:hAnsi="IBM Plex Sans Arabic" w:cs="IBM Plex Sans Arabic"/>
+                <w:rtl/>
+              </w:rPr>
+              <w:t>Halal Mayorista SL</w:t>
+            </w:r>
+          </w:p>
+        </w:tc>
+        <w:tc>
+          <w:tcPr>
+            <w:tcW w:type="dxa" w:w="1560"/>
+            <w:tcMar>
+              <w:top w:w="100" w:type="dxa"/>
+              <w:bottom w:w="100" w:type="dxa"/>
+              <w:left w:w="120" w:type="dxa"/>
+              <w:right w:w="120" w:type="dxa"/>
+            </w:tcMar>
+            <w:shd w:val="clear" w:fill="F2F7F3"/>
+          </w:tcPr>
+          <w:p>
+            <w:pPr>
+              <w:bidi/>
+              <w:jc w:val="start"/>
+            </w:pPr>
+            <w:r>
+              <w:rPr>
+                <w:rFonts w:ascii="IBM Plex Sans Arabic" w:hAnsi="IBM Plex Sans Arabic" w:cs="IBM Plex Sans Arabic"/>
+                <w:rtl/>
+              </w:rPr>
+              <w:t>غير محدد</w:t>
+            </w:r>
+          </w:p>
+        </w:tc>
+        <w:tc>
+          <w:tcPr>
+            <w:tcW w:type="dxa" w:w="2730"/>
+            <w:tcMar>
+              <w:top w:w="100" w:type="dxa"/>
+              <w:bottom w:w="100" w:type="dxa"/>
+              <w:left w:w="120" w:type="dxa"/>
+              <w:right w:w="120" w:type="dxa"/>
+            </w:tcMar>
+            <w:shd w:val="clear" w:fill="F2F7F3"/>
+          </w:tcPr>
+          <w:p>
+            <w:pPr>
+              <w:bidi/>
+              <w:jc w:val="start"/>
+            </w:pPr>
+            <w:r>
+              <w:rPr>
+                <w:rFonts w:ascii="IBM Plex Sans Arabic" w:hAnsi="IBM Plex Sans Arabic" w:cs="IBM Plex Sans Arabic"/>
+                <w:rtl/>
+              </w:rPr>
+              <w:t>نشاطُها غير مُصرَّح</w:t>
+            </w:r>
+          </w:p>
+        </w:tc>
+        <w:tc>
+          <w:tcPr>
+            <w:tcW w:type="dxa" w:w="2730"/>
+            <w:tcMar>
+              <w:top w:w="100" w:type="dxa"/>
+              <w:bottom w:w="100" w:type="dxa"/>
+              <w:left w:w="120" w:type="dxa"/>
+              <w:right w:w="120" w:type="dxa"/>
+            </w:tcMar>
+            <w:shd w:val="clear" w:fill="F2F7F3"/>
+          </w:tcPr>
+          <w:p>
+            <w:pPr>
+              <w:bidi/>
+              <w:jc w:val="start"/>
+            </w:pPr>
+            <w:r>
+              <w:rPr>
+                <w:rFonts w:ascii="IBM Plex Sans Arabic" w:hAnsi="IBM Plex Sans Arabic" w:cs="IBM Plex Sans Arabic"/>
+                <w:rtl/>
+              </w:rPr>
+              <w:t>تحقق من نشاطها الفعلي قبل التواصل التجاري</w:t>
+            </w:r>
+          </w:p>
+        </w:tc>
+      </w:tr>
+    </w:tbl>
+    <w:p>
+      <w:pPr>
         <w:pStyle w:val="IntenseQuote"/>
         <w:bidi/>
         <w:jc w:val="start"/>

--- a/samples/research_report_latest.docx
+++ b/samples/research_report_latest.docx
@@ -422,7 +422,7 @@
                 <w:rFonts w:ascii="IBM Plex Sans Arabic" w:hAnsi="IBM Plex Sans Arabic" w:cs="IBM Plex Sans Arabic"/>
                 <w:rtl/>
               </w:rPr>
-              <w:t>2026-09-23</w:t>
+              <w:t>2026-09-27</w:t>
             </w:r>
           </w:p>
         </w:tc>
@@ -4115,6 +4115,20 @@
           <w:rtl/>
         </w:rPr>
         <w:t>SOM: الحصة الواقعية القابلة للالتقاط في المدى القصير</w:t>
+      </w:r>
+    </w:p>
+    <w:p>
+      <w:pPr>
+        <w:pStyle w:val="ListBullet"/>
+        <w:bidi/>
+        <w:jc w:val="start"/>
+      </w:pPr>
+      <w:r>
+        <w:rPr>
+          <w:rFonts w:ascii="IBM Plex Sans Arabic" w:hAnsi="IBM Plex Sans Arabic" w:cs="IBM Plex Sans Arabic"/>
+          <w:rtl/>
+        </w:rPr>
+        <w:t>مؤشر تركّز الموردين: مقياسٌ من 0 إلى 10000؛ فوق 2500 يعني سوقاً بيد قلّة، وأقلّ يعني موزّعاً على كثيرين</w:t>
       </w:r>
     </w:p>
     <w:p>

--- a/samples/research_report_latest.docx
+++ b/samples/research_report_latest.docx
@@ -422,7 +422,7 @@
                 <w:rFonts w:ascii="IBM Plex Sans Arabic" w:hAnsi="IBM Plex Sans Arabic" w:cs="IBM Plex Sans Arabic"/>
                 <w:rtl/>
               </w:rPr>
-              <w:t>2026-09-27</w:t>
+              <w:t>2026-10-14</w:t>
             </w:r>
           </w:p>
         </w:tc>

--- a/samples/research_report_latest.docx
+++ b/samples/research_report_latest.docx
@@ -422,7 +422,7 @@
                 <w:rFonts w:ascii="IBM Plex Sans Arabic" w:hAnsi="IBM Plex Sans Arabic" w:cs="IBM Plex Sans Arabic"/>
                 <w:rtl/>
               </w:rPr>
-              <w:t>2026-10-14</w:t>
+              <w:t>2026-10-15</w:t>
             </w:r>
           </w:p>
         </w:tc>

--- a/samples/research_report_latest.docx
+++ b/samples/research_report_latest.docx
@@ -5612,206 +5612,6 @@
           <w:rFonts w:ascii="IBM Plex Sans Arabic" w:hAnsi="IBM Plex Sans Arabic" w:cs="IBM Plex Sans Arabic"/>
           <w:rtl/>
         </w:rPr>
-        <w:t>حدود قسم البحث العميق</w:t>
-      </w:r>
-    </w:p>
-    <w:tbl>
-      <w:tblPr>
-        <w:tblStyle w:val="TableGrid"/>
-        <w:tblW w:type="auto" w:w="0"/>
-        <w:tblLayout w:type="fixed"/>
-        <w:tblLook w:firstColumn="1" w:firstRow="1" w:lastColumn="0" w:lastRow="0" w:noHBand="0" w:noVBand="1" w:val="04A0"/>
-        <w:tblBorders>
-          <w:top w:val="single" w:sz="4" w:space="0" w:color="BBBBBB"/>
-          <w:left w:val="single" w:sz="4" w:space="0" w:color="BBBBBB"/>
-          <w:bottom w:val="single" w:sz="4" w:space="0" w:color="BBBBBB"/>
-          <w:right w:val="single" w:sz="4" w:space="0" w:color="BBBBBB"/>
-          <w:insideH w:val="single" w:sz="4" w:space="0" w:color="BBBBBB"/>
-          <w:insideV w:val="single" w:sz="4" w:space="0" w:color="BBBBBB"/>
-        </w:tblBorders>
-        <w:bidiVisual/>
-      </w:tblPr>
-      <w:tblGrid>
-        <w:gridCol w:w="2880"/>
-        <w:gridCol w:w="2880"/>
-        <w:gridCol w:w="2880"/>
-      </w:tblGrid>
-      <w:tr>
-        <w:trPr>
-          <w:cantSplit/>
-          <w:tblHeader/>
-        </w:trPr>
-        <w:tc>
-          <w:tcPr>
-            <w:tcW w:type="dxa" w:w="3120"/>
-            <w:shd w:val="clear" w:fill="166534"/>
-            <w:tcMar>
-              <w:top w:w="100" w:type="dxa"/>
-              <w:bottom w:w="100" w:type="dxa"/>
-              <w:left w:w="120" w:type="dxa"/>
-              <w:right w:w="120" w:type="dxa"/>
-            </w:tcMar>
-          </w:tcPr>
-          <w:p>
-            <w:pPr>
-              <w:bidi/>
-              <w:jc w:val="start"/>
-            </w:pPr>
-            <w:r>
-              <w:rPr>
-                <w:rFonts w:ascii="IBM Plex Sans Arabic" w:hAnsi="IBM Plex Sans Arabic" w:cs="IBM Plex Sans Arabic"/>
-                <w:b/>
-                <w:color w:val="FFFFFF"/>
-                <w:rtl/>
-              </w:rPr>
-              <w:t>المعطى</w:t>
-            </w:r>
-          </w:p>
-        </w:tc>
-        <w:tc>
-          <w:tcPr>
-            <w:tcW w:type="dxa" w:w="3120"/>
-            <w:shd w:val="clear" w:fill="166534"/>
-            <w:tcMar>
-              <w:top w:w="100" w:type="dxa"/>
-              <w:bottom w:w="100" w:type="dxa"/>
-              <w:left w:w="120" w:type="dxa"/>
-              <w:right w:w="120" w:type="dxa"/>
-            </w:tcMar>
-          </w:tcPr>
-          <w:p>
-            <w:pPr>
-              <w:bidi/>
-              <w:jc w:val="start"/>
-            </w:pPr>
-            <w:r>
-              <w:rPr>
-                <w:rFonts w:ascii="IBM Plex Sans Arabic" w:hAnsi="IBM Plex Sans Arabic" w:cs="IBM Plex Sans Arabic"/>
-                <w:b/>
-                <w:color w:val="FFFFFF"/>
-                <w:rtl/>
-              </w:rPr>
-              <w:t>ما يلزم لإغلاقه</w:t>
-            </w:r>
-          </w:p>
-        </w:tc>
-        <w:tc>
-          <w:tcPr>
-            <w:tcW w:type="dxa" w:w="3120"/>
-            <w:shd w:val="clear" w:fill="166534"/>
-            <w:tcMar>
-              <w:top w:w="100" w:type="dxa"/>
-              <w:bottom w:w="100" w:type="dxa"/>
-              <w:left w:w="120" w:type="dxa"/>
-              <w:right w:w="120" w:type="dxa"/>
-            </w:tcMar>
-          </w:tcPr>
-          <w:p>
-            <w:pPr>
-              <w:bidi/>
-              <w:jc w:val="start"/>
-            </w:pPr>
-            <w:r>
-              <w:rPr>
-                <w:rFonts w:ascii="IBM Plex Sans Arabic" w:hAnsi="IBM Plex Sans Arabic" w:cs="IBM Plex Sans Arabic"/>
-                <w:b/>
-                <w:color w:val="FFFFFF"/>
-                <w:rtl/>
-              </w:rPr>
-              <w:t>الحالة</w:t>
-            </w:r>
-          </w:p>
-        </w:tc>
-      </w:tr>
-      <w:tr>
-        <w:trPr>
-          <w:cantSplit/>
-        </w:trPr>
-        <w:tc>
-          <w:tcPr>
-            <w:tcW w:type="dxa" w:w="3120"/>
-            <w:tcMar>
-              <w:top w:w="100" w:type="dxa"/>
-              <w:bottom w:w="100" w:type="dxa"/>
-              <w:left w:w="120" w:type="dxa"/>
-              <w:right w:w="120" w:type="dxa"/>
-            </w:tcMar>
-          </w:tcPr>
-          <w:p>
-            <w:pPr>
-              <w:bidi/>
-              <w:jc w:val="start"/>
-            </w:pPr>
-            <w:r>
-              <w:rPr>
-                <w:rFonts w:ascii="IBM Plex Sans Arabic" w:hAnsi="IBM Plex Sans Arabic" w:cs="IBM Plex Sans Arabic"/>
-                <w:rtl/>
-              </w:rPr>
-              <w:t>بنود الاشتراطات</w:t>
-            </w:r>
-          </w:p>
-        </w:tc>
-        <w:tc>
-          <w:tcPr>
-            <w:tcW w:type="dxa" w:w="3120"/>
-            <w:tcMar>
-              <w:top w:w="100" w:type="dxa"/>
-              <w:bottom w:w="100" w:type="dxa"/>
-              <w:left w:w="120" w:type="dxa"/>
-              <w:right w:w="120" w:type="dxa"/>
-            </w:tcMar>
-          </w:tcPr>
-          <w:p>
-            <w:pPr>
-              <w:bidi/>
-              <w:jc w:val="start"/>
-            </w:pPr>
-            <w:r>
-              <w:rPr>
-                <w:rFonts w:ascii="IBM Plex Sans Arabic" w:hAnsi="IBM Plex Sans Arabic" w:cs="IBM Plex Sans Arabic"/>
-                <w:rtl/>
-              </w:rPr>
-              <w:t>—</w:t>
-            </w:r>
-          </w:p>
-        </w:tc>
-        <w:tc>
-          <w:tcPr>
-            <w:tcW w:type="dxa" w:w="3120"/>
-            <w:tcMar>
-              <w:top w:w="100" w:type="dxa"/>
-              <w:bottom w:w="100" w:type="dxa"/>
-              <w:left w:w="120" w:type="dxa"/>
-              <w:right w:w="120" w:type="dxa"/>
-            </w:tcMar>
-          </w:tcPr>
-          <w:p>
-            <w:pPr>
-              <w:bidi/>
-              <w:jc w:val="start"/>
-            </w:pPr>
-            <w:r>
-              <w:rPr>
-                <w:rFonts w:ascii="IBM Plex Sans Arabic" w:hAnsi="IBM Plex Sans Arabic" w:cs="IBM Plex Sans Arabic"/>
-                <w:rtl/>
-              </w:rPr>
-              <w:t>مرصود من مصادر غير رسمية فقط</w:t>
-            </w:r>
-          </w:p>
-        </w:tc>
-      </w:tr>
-    </w:tbl>
-    <w:p>
-      <w:pPr>
-        <w:pStyle w:val="Heading2"/>
-        <w:bidi/>
-        <w:jc w:val="start"/>
-      </w:pPr>
-      <w:r>
-        <w:rPr>
-          <w:rFonts w:ascii="IBM Plex Sans Arabic" w:hAnsi="IBM Plex Sans Arabic" w:cs="IBM Plex Sans Arabic"/>
-          <w:rtl/>
-        </w:rPr>
         <w:t>سجل الأدلة للمدققين</w:t>
       </w:r>
     </w:p>

--- a/samples/research_report_latest.docx
+++ b/samples/research_report_latest.docx
@@ -422,7 +422,7 @@
                 <w:rFonts w:ascii="IBM Plex Sans Arabic" w:hAnsi="IBM Plex Sans Arabic" w:cs="IBM Plex Sans Arabic"/>
                 <w:rtl/>
               </w:rPr>
-              <w:t>2026-10-15</w:t>
+              <w:t>2026-10-21</w:t>
             </w:r>
           </w:p>
         </w:tc>
@@ -5500,7 +5500,7 @@
           <w:rFonts w:ascii="IBM Plex Sans Arabic" w:hAnsi="IBM Plex Sans Arabic" w:cs="IBM Plex Sans Arabic"/>
           <w:rtl/>
         </w:rPr>
-        <w:t>ما حجمُ هذا السوق فعلاً وهل ينمو؟ 61 مليون دولار (‏UN Comtrade‏)</w:t>
+        <w:t>ما حجمُ هذا السوق فعلاً وهل ينمو؟ 61 مليون دولار (‏UN Comtrade 2023‏)</w:t>
       </w:r>
     </w:p>
     <w:p>
